--- a/vortex math.docx
+++ b/vortex math.docx
@@ -6,6 +6,39 @@
       <w:pPr>
         <w:pStyle w:val="NormalWeb"/>
       </w:pPr>
+      <w:r>
+        <w:t>. Numerology is little</w:t>
+      </w:r>
+      <w:r>
+        <w:t xml:space="preserve"> to</w:t>
+      </w:r>
+      <w:r>
+        <w:t xml:space="preserve"> do with vortex math,  they are Node that amount to the number based on the actions they perform,  its no consciousness they all root to 9 and loop in specific geometric patterns and why prime numbers </w:t>
+      </w:r>
+      <w:proofErr w:type="spellStart"/>
+      <w:r>
+        <w:t>dont</w:t>
+      </w:r>
+      <w:proofErr w:type="spellEnd"/>
+      <w:r>
+        <w:t xml:space="preserve"> hit 3 6 or 9, the numbers are just a human representation of the geometric path energy </w:t>
+      </w:r>
+      <w:proofErr w:type="spellStart"/>
+      <w:r>
+        <w:t>i</w:t>
+      </w:r>
+      <w:proofErr w:type="spellEnd"/>
+      <w:r>
+        <w:t xml:space="preserve"> the flow of the whole, a triangle has 3 sides yes but this is just </w:t>
+      </w:r>
+      <w:proofErr w:type="spellStart"/>
+      <w:r>
+        <w:t>liniar</w:t>
+      </w:r>
+      <w:proofErr w:type="spellEnd"/>
+      <w:r>
+        <w:t xml:space="preserve"> thinking,  in the whole a triangle is just 1 part in a nested structure built by the intersections of a vast array of toroidal fields that all work on the same principle of empathy and coherence</w:t>
+      </w:r>
     </w:p>
     <w:p>
       <w:pPr>
@@ -456,15 +489,7 @@
       </w:r>
       <w:proofErr w:type="spellEnd"/>
       <w:r>
-        <w:t xml:space="preserve">, </w:t>
-      </w:r>
-      <w:proofErr w:type="spellStart"/>
-      <w:r>
-        <w:t>idx</w:t>
-      </w:r>
-      <w:proofErr w:type="spellEnd"/>
-      <w:r>
-        <w:t xml:space="preserve"> in enumerate(indices):</w:t>
+        <w:t>, idx in enumerate(indices):</w:t>
       </w:r>
     </w:p>
     <w:p>
